--- a/ru/wisdom-stories/Etibar Siracsoy/small-changes-great-value.docx
+++ b/ru/wisdom-stories/Etibar Siracsoy/small-changes-great-value.docx
@@ -21,7 +21,7 @@
         <w:rPr>
           <w:lang w:val="ru-RU"/>
         </w:rPr>
-        <w:t>Однообразная жизнь незаметно утомляет душу. Когда каждый день похож на вчерашний, когда всё время повторяются одни и те же дела или время уходит в бездействии, внутри возникает пустота и душевная тяжесть. Ведь душе, как и самой жизни, нужны движение, перемены, что-то новое.</w:t>
+        <w:t>Однообразная жизнь незаметно утомляет душу. Когда каждый день похож на вчерашний, когда всё время повторяются одни и те же дела или дни проходят в бездействии, на душе становится пусто и тяжело. Ведь душе, как и самой жизни, нужны движение, перемены, что-то новое.</w:t>
       </w:r>
     </w:p>
     <w:p>
